--- a/Cemal_Buchan_CV.docx
+++ b/Cemal_Buchan_CV.docx
@@ -45,7 +45,7 @@
         </w:rPr>
         <w:t xml:space="preserve">Helsinki, Finland  |  cemalbuchan@icloud.com  |  +358 41 326 2352  |  </w:t>
       </w:r>
-      <w:hyperlink r:id="rId5" w:history="1">
+      <w:hyperlink r:id="rId9" w:history="1">
         <w:r>
           <w:rPr>
             <w:rStyle w:val="Hyperlink"/>
@@ -65,7 +65,7 @@
         </w:rPr>
         <w:t xml:space="preserve">  |  </w:t>
       </w:r>
-      <w:hyperlink r:id="rId6" w:history="1">
+      <w:hyperlink r:id="rId10" w:history="1">
         <w:r>
           <w:rPr>
             <w:rStyle w:val="Hyperlink"/>
@@ -85,7 +85,7 @@
         </w:rPr>
         <w:t xml:space="preserve">  |  </w:t>
       </w:r>
-      <w:hyperlink r:id="rId7" w:history="1">
+      <w:hyperlink r:id="rId8" w:history="1">
         <w:r>
           <w:rPr>
             <w:rStyle w:val="Hyperlink"/>
@@ -127,7 +127,7 @@
           <w:sz w:val="21"/>
           <w:szCs w:val="21"/>
         </w:rPr>
-        <w:t>Third-year Game Development student at Business College Helsinki with 4+ years of hands-on Unity and C# experience and Taitaja 2026 Finalist (Game Development category, Finland's largest vocational skills competition). Comfortable across the full game development pipeline, with a primary focus on gameplay programming, plus engine-less development in pure C# and Raylib</w:t>
+        <w:t xml:space="preserve">Third-year Game Development student at Business College Helsinki with 4+ years of hands-on Unity and C# experience and Taitaja 2026 Finalist (Game Development category, Finland's largest vocational skills competition). Comfortable across the full game development pipeline, with a primary focus on gameplay programming, plus engine-less development in pure C# and Raylib.</w:t>
       </w:r>
     </w:p>
     <w:p>
@@ -390,7 +390,7 @@
         <w:rPr>
           <w:rFonts w:ascii="Calibri" w:eastAsia="Calibri" w:hAnsi="Calibri" w:cs="Calibri"/>
         </w:rPr>
-        <w:t>Raylib — engine-less game development in C#</w:t>
+        <w:t xml:space="preserve">Raylib — engine-less game development in C#</w:t>
       </w:r>
     </w:p>
     <w:p>
@@ -422,7 +422,7 @@
         <w:rPr>
           <w:rFonts w:ascii="Calibri" w:eastAsia="Calibri" w:hAnsi="Calibri" w:cs="Calibri"/>
         </w:rPr>
-        <w:t>Comfortable across the wider development pipeline (design, art integration, testing) with programming as main focus</w:t>
+        <w:t xml:space="preserve">Comfortable across the wider development pipeline (design, art integration, testing) with programming as main focus</w:t>
       </w:r>
     </w:p>
     <w:p>
@@ -614,7 +614,7 @@
           <w:b/>
           <w:bCs/>
         </w:rPr>
-        <w:t>Gorilla vs 100</w:t>
+        <w:t xml:space="preserve">Gorilla vs 100</w:t>
       </w:r>
       <w:r>
         <w:rPr>
@@ -638,7 +638,7 @@
           <w:b/>
           <w:bCs/>
         </w:rPr>
-        <w:t>MABW</w:t>
+        <w:t xml:space="preserve">MABW</w:t>
       </w:r>
       <w:r>
         <w:rPr>
@@ -662,18 +662,42 @@
           <w:b/>
           <w:bCs/>
         </w:rPr>
-        <w:t>2D Action Platformer</w:t>
+        <w:t xml:space="preserve">2D Action Platformer</w:t>
       </w:r>
       <w:r>
         <w:rPr>
           <w:rFonts w:ascii="Calibri" w:eastAsia="Calibri" w:hAnsi="Calibri" w:cs="Calibri"/>
         </w:rPr>
         <w:t xml:space="preserve"> — 3-level platformer built with a 2-person team; enemy AI, scoring, and modular level system.</w:t>
+      </w:r>
+    </w:p>
+    <w:p>
+      <w:pPr>
+        <w:pStyle w:val="ListParagraph"/>
+        <w:numPr>
+          <w:ilvl w:val="0"/>
+          <w:numId w:val="1"/>
+        </w:numPr>
+        <w:spacing w:after="70" w:line="264" w:lineRule="auto"/>
+      </w:pPr>
+      <w:r>
+        <w:rPr>
+          <w:rFonts w:ascii="Calibri" w:eastAsia="Calibri" w:hAnsi="Calibri" w:cs="Calibri"/>
+          <w:b/>
+          <w:bCs/>
+        </w:rPr>
+        <w:t xml:space="preserve">WINWIN</w:t>
+      </w:r>
+      <w:r>
+        <w:rPr>
+          <w:rFonts w:ascii="Calibri" w:eastAsia="Calibri" w:hAnsi="Calibri" w:cs="Calibri"/>
+        </w:rPr>
+        <w:t xml:space="preserve"> — online racing game; room-based multiplayer with working player synchronization and a room search/matchmaking system.</w:t>
       </w:r>
     </w:p>
     <w:sectPr>
       <w:pgSz w:w="11906" w:h="16838"/>
-      <w:pgMar w:top="620" w:right="1000" w:bottom="620" w:left="1000" w:header="708" w:footer="708" w:gutter="0"/>
+      <w:pgMar w:top="380" w:right="1000" w:bottom="380" w:left="1000" w:header="708" w:footer="708" w:gutter="0"/>
       <w:cols w:space="720"/>
       <w:docGrid w:linePitch="360"/>
     </w:sectPr>
